--- a/144/DQ Templates and Instructions/Topic 3 DQ 2/Topic 3 DQ 2.docx
+++ b/144/DQ Templates and Instructions/Topic 3 DQ 2/Topic 3 DQ 2.docx
@@ -26,10 +26,50 @@
     </w:p>
     <w:p>
       <w:r>
+        <w:rPr>
+          <w:b/>
+          <w:bCs/>
+        </w:rPr>
         <w:t xml:space="preserve">Start by reviewing the instructions for </w:t>
       </w:r>
       <w:r>
-        <w:t>Major Assignment 2. There is a template for the written portion and an</w:t>
+        <w:rPr>
+          <w:b/>
+          <w:bCs/>
+        </w:rPr>
+        <w:t>Major Assignment 2</w:t>
+      </w:r>
+      <w:r>
+        <w:t xml:space="preserve">. </w:t>
+      </w:r>
+      <w:r>
+        <w:t>There are several sections to the written project</w:t>
+      </w:r>
+      <w:r>
+        <w:t>;</w:t>
+      </w:r>
+      <w:r>
+        <w:t xml:space="preserve"> here we ask you to complete just one</w:t>
+      </w:r>
+      <w:r>
+        <w:t xml:space="preserve">. </w:t>
+      </w:r>
+      <w:r>
+        <w:t>Each section has it</w:t>
+      </w:r>
+      <w:r>
+        <w:t>s own set of questions.</w:t>
+      </w:r>
+    </w:p>
+    <w:p>
+      <w:r>
+        <w:t xml:space="preserve">There is a template for the written portion </w:t>
+      </w:r>
+      <w:r>
+        <w:t>as well as</w:t>
+      </w:r>
+      <w:r>
+        <w:t xml:space="preserve"> an</w:t>
       </w:r>
       <w:r>
         <w:t xml:space="preserve"> Excel template in the Topic 4</w:t>
@@ -46,224 +86,183 @@
       <w:r>
         <w:t xml:space="preserve">(See below.) </w:t>
       </w:r>
-    </w:p>
-    <w:p>
-      <w:r>
-        <w:rPr>
-          <w:b/>
-          <w:bCs/>
-        </w:rPr>
+      <w:r>
+        <w:t xml:space="preserve">In particular, </w:t>
+      </w:r>
+    </w:p>
+    <w:p>
+      <w:pPr>
+        <w:pStyle w:val="ListParagraph"/>
+        <w:numPr>
+          <w:ilvl w:val="0"/>
+          <w:numId w:val="3"/>
+        </w:numPr>
+      </w:pPr>
+      <w:r>
+        <w:t>Use MS Word and use the provided template. Leave the headings, except the Title, which you will change, as they are.</w:t>
+      </w:r>
+    </w:p>
+    <w:p>
+      <w:pPr>
+        <w:pStyle w:val="ListParagraph"/>
+        <w:numPr>
+          <w:ilvl w:val="0"/>
+          <w:numId w:val="3"/>
+        </w:numPr>
+      </w:pPr>
+      <w:r>
+        <w:t xml:space="preserve">Each section has multiple questions. </w:t>
+      </w:r>
+      <w:r>
+        <w:t>Y</w:t>
+      </w:r>
+      <w:r>
+        <w:t xml:space="preserve">ou should </w:t>
+      </w:r>
+      <w:r>
+        <w:t>have</w:t>
+      </w:r>
+      <w:r>
+        <w:t xml:space="preserve"> a separate</w:t>
+      </w:r>
+      <w:r>
+        <w:t>,</w:t>
+      </w:r>
+      <w:r>
+        <w:t xml:space="preserve"> </w:t>
+      </w:r>
+      <w:r>
+        <w:t>well-formed paragraph</w:t>
+      </w:r>
+      <w:r>
+        <w:t xml:space="preserve"> for each question </w:t>
+      </w:r>
+      <w:r>
+        <w:t>asked</w:t>
+      </w:r>
+      <w:r>
+        <w:t xml:space="preserve">, not a list and not a </w:t>
+      </w:r>
+      <w:r>
+        <w:t>single-sentence</w:t>
+      </w:r>
+      <w:r>
+        <w:t xml:space="preserve"> response</w:t>
+      </w:r>
+      <w:r>
+        <w:t>.</w:t>
+      </w:r>
+      <w:r>
+        <w:t xml:space="preserve"> </w:t>
+      </w:r>
+    </w:p>
+    <w:p>
+      <w:pPr>
+        <w:pStyle w:val="ListParagraph"/>
+        <w:numPr>
+          <w:ilvl w:val="0"/>
+          <w:numId w:val="3"/>
+        </w:numPr>
+      </w:pPr>
+      <w:r>
+        <w:t>Y</w:t>
+      </w:r>
+      <w:r>
+        <w:t xml:space="preserve">ou </w:t>
+      </w:r>
+      <w:r>
+        <w:t>must</w:t>
+      </w:r>
+      <w:r>
+        <w:t xml:space="preserve"> cite your sources in your </w:t>
+      </w:r>
+      <w:r>
+        <w:t>work</w:t>
+      </w:r>
+      <w:r>
+        <w:t>, and for this DQ we ask that you have at least one academic source.</w:t>
+      </w:r>
+    </w:p>
+    <w:p>
+      <w:r>
         <w:t>For this DQ, c</w:t>
       </w:r>
       <w:r>
-        <w:rPr>
-          <w:b/>
-          <w:bCs/>
-        </w:rPr>
         <w:t xml:space="preserve">omplete the following three </w:t>
       </w:r>
       <w:r>
-        <w:rPr>
-          <w:b/>
-          <w:bCs/>
-        </w:rPr>
         <w:t>items</w:t>
       </w:r>
       <w:r>
-        <w:rPr>
-          <w:b/>
-          <w:bCs/>
-        </w:rPr>
         <w:t xml:space="preserve"> </w:t>
       </w:r>
       <w:r>
-        <w:rPr>
-          <w:b/>
-          <w:bCs/>
-          <w:color w:val="FF0000"/>
-          <w:highlight w:val="yellow"/>
-        </w:rPr>
         <w:t>using</w:t>
       </w:r>
       <w:r>
-        <w:rPr>
-          <w:b/>
-          <w:bCs/>
-          <w:color w:val="FF0000"/>
-          <w:highlight w:val="yellow"/>
-        </w:rPr>
         <w:t xml:space="preserve"> the </w:t>
       </w:r>
       <w:r>
-        <w:rPr>
-          <w:b/>
-          <w:bCs/>
-          <w:color w:val="FF0000"/>
-          <w:highlight w:val="yellow"/>
-        </w:rPr>
         <w:t>template for the written portion of</w:t>
       </w:r>
       <w:r>
-        <w:rPr>
-          <w:b/>
-          <w:bCs/>
-          <w:color w:val="FF0000"/>
-          <w:highlight w:val="yellow"/>
-        </w:rPr>
         <w:t xml:space="preserve"> </w:t>
       </w:r>
       <w:r>
-        <w:rPr>
-          <w:b/>
-          <w:bCs/>
-          <w:color w:val="FF0000"/>
-          <w:highlight w:val="yellow"/>
-        </w:rPr>
-        <w:t xml:space="preserve">Major </w:t>
-      </w:r>
-      <w:r>
-        <w:rPr>
-          <w:b/>
-          <w:bCs/>
-          <w:color w:val="FF0000"/>
-          <w:highlight w:val="yellow"/>
-        </w:rPr>
-        <w:t>Assignment 2</w:t>
-      </w:r>
-      <w:r>
-        <w:rPr>
-          <w:b/>
-          <w:bCs/>
-          <w:color w:val="FF0000"/>
-          <w:highlight w:val="yellow"/>
-        </w:rPr>
+        <w:t>Major Assignment 2</w:t>
+      </w:r>
+      <w:r>
         <w:t xml:space="preserve"> </w:t>
       </w:r>
       <w:r>
-        <w:rPr>
-          <w:b/>
-          <w:bCs/>
-          <w:color w:val="FF0000"/>
-          <w:highlight w:val="yellow"/>
-        </w:rPr>
-        <w:t>(see below)</w:t>
-      </w:r>
-      <w:r>
-        <w:rPr>
-          <w:b/>
-          <w:bCs/>
-          <w:color w:val="FF0000"/>
-        </w:rPr>
-        <w:t xml:space="preserve"> </w:t>
-      </w:r>
-      <w:r>
-        <w:rPr>
-          <w:b/>
-          <w:bCs/>
-        </w:rPr>
-        <w:t>and upload your work as usual to the DQ forum.</w:t>
-      </w:r>
-      <w:r>
-        <w:t xml:space="preserve"> </w:t>
-      </w:r>
-    </w:p>
-    <w:p>
-      <w:r>
-        <w:t xml:space="preserve">Note </w:t>
-      </w:r>
-      <w:r>
-        <w:t>that each of the</w:t>
-      </w:r>
-      <w:r>
-        <w:t xml:space="preserve"> following</w:t>
-      </w:r>
-      <w:r>
-        <w:t xml:space="preserve"> only covers a part of what is asked in the actual write-up for Major Assignment 2;</w:t>
-      </w:r>
-      <w:r>
-        <w:t xml:space="preserve"> </w:t>
-      </w:r>
-      <w:r>
-        <w:t>this DQ is getting you started in the right direction</w:t>
-      </w:r>
-      <w:r>
-        <w:t xml:space="preserve">, but this is not a completed write-up. </w:t>
-      </w:r>
-      <w:r>
-        <w:t xml:space="preserve">Make sure to provide your responses in well-written </w:t>
-      </w:r>
-      <w:r>
-        <w:t xml:space="preserve">paragraphs, not in </w:t>
-      </w:r>
-      <w:r>
-        <w:t>lists.</w:t>
-      </w:r>
-      <w:r>
-        <w:t xml:space="preserve"> Do not cut and paste from an AI.</w:t>
-      </w:r>
-    </w:p>
-    <w:p>
-      <w:pPr>
-        <w:pBdr>
-          <w:bottom w:val="single" w:sz="6" w:space="1" w:color="auto"/>
-        </w:pBdr>
-        <w:rPr>
-          <w:b/>
-          <w:bCs/>
-          <w:color w:val="FF0000"/>
-        </w:rPr>
-      </w:pPr>
-      <w:r>
-        <w:rPr>
-          <w:b/>
-          <w:bCs/>
-          <w:color w:val="FF0000"/>
-          <w:highlight w:val="yellow"/>
-        </w:rPr>
-        <w:t>Your response needs to be submitted on the template for Major Assignment 2</w:t>
-      </w:r>
-      <w:r>
-        <w:rPr>
-          <w:b/>
-          <w:bCs/>
-          <w:color w:val="FF0000"/>
-          <w:highlight w:val="yellow"/>
-        </w:rPr>
-        <w:t xml:space="preserve"> (see below)</w:t>
-      </w:r>
-      <w:r>
-        <w:rPr>
-          <w:b/>
-          <w:bCs/>
-          <w:color w:val="FF0000"/>
-          <w:highlight w:val="yellow"/>
-        </w:rPr>
-        <w:t>, not on this sheet.</w:t>
-      </w:r>
-    </w:p>
-    <w:p>
-      <w:pPr>
-        <w:pBdr>
-          <w:bottom w:val="single" w:sz="6" w:space="1" w:color="auto"/>
-        </w:pBdr>
-        <w:rPr>
-          <w:b/>
-          <w:bCs/>
-          <w:color w:val="FF0000"/>
-        </w:rPr>
-      </w:pPr>
-    </w:p>
-    <w:p>
-      <w:pPr>
-        <w:rPr>
-          <w:b/>
-          <w:bCs/>
-          <w:color w:val="FF0000"/>
-        </w:rPr>
-      </w:pPr>
-    </w:p>
-    <w:p>
-      <w:pPr>
+        <w:t xml:space="preserve">(see below) </w:t>
+      </w:r>
+      <w:r>
+        <w:t xml:space="preserve">and upload your work as usual to the DQ forum. </w:t>
+      </w:r>
+    </w:p>
+    <w:p>
+      <w:pPr>
+        <w:pStyle w:val="ListParagraph"/>
+        <w:numPr>
+          <w:ilvl w:val="0"/>
+          <w:numId w:val="6"/>
+        </w:numPr>
+        <w:ind w:left="360"/>
+        <w:rPr>
+          <w:b/>
+          <w:bCs/>
+        </w:rPr>
+      </w:pPr>
+      <w:r>
+        <w:rPr>
+          <w:b/>
+          <w:bCs/>
+        </w:rPr>
+        <w:t>Title</w:t>
+      </w:r>
+    </w:p>
+    <w:p>
+      <w:pPr>
+        <w:rPr>
+          <w:rFonts w:ascii="Calibri" w:hAnsi="Calibri" w:cs="Calibri"/>
+        </w:rPr>
+      </w:pPr>
+      <w:r>
+        <w:rPr>
+          <w:rFonts w:ascii="Calibri" w:hAnsi="Calibri" w:cs="Calibri"/>
+        </w:rPr>
+        <w:t>Set the Title, Name, Instructor's Name, etc.</w:t>
+      </w:r>
+    </w:p>
+    <w:p>
+      <w:pPr>
+        <w:pStyle w:val="ListParagraph"/>
+        <w:numPr>
+          <w:ilvl w:val="0"/>
+          <w:numId w:val="6"/>
+        </w:numPr>
+        <w:ind w:left="360"/>
         <w:rPr>
           <w:b/>
           <w:bCs/>
@@ -280,6 +279,7 @@
     <w:p>
       <w:pPr>
         <w:pStyle w:val="ListParagraph"/>
+        <w:ind w:left="360"/>
       </w:pPr>
     </w:p>
     <w:p>
@@ -289,6 +289,7 @@
           <w:ilvl w:val="0"/>
           <w:numId w:val="1"/>
         </w:numPr>
+        <w:ind w:left="360"/>
       </w:pPr>
       <w:r>
         <w:t>Considering real-world expenses upon graduation, what careers in your program of study are likely to provide enough net income to cover these expenses?  Here, you may want to give a broad estimate of your expected monthly or yearly expenses, along with a broad salary estimate.  Remember also to think about the effect of taxes on your net income.</w:t>
@@ -296,27 +297,8 @@
       <w:r>
         <w:t xml:space="preserve"> </w:t>
       </w:r>
-    </w:p>
-    <w:p>
-      <w:pPr>
-        <w:pStyle w:val="ListParagraph"/>
-      </w:pPr>
-    </w:p>
-    <w:p>
-      <w:pPr>
-        <w:rPr>
-          <w:rFonts w:ascii="Calibri" w:hAnsi="Calibri" w:cs="Calibri"/>
-        </w:rPr>
-      </w:pPr>
-      <w:r>
-        <w:rPr>
-          <w:b/>
-          <w:bCs/>
-        </w:rPr>
-        <w:t>Student Loans</w:t>
-      </w:r>
-      <w:r>
-        <w:t xml:space="preserve"> </w:t>
+      <w:r>
+        <w:br/>
       </w:r>
     </w:p>
     <w:p>
@@ -324,83 +306,101 @@
         <w:pStyle w:val="ListParagraph"/>
         <w:numPr>
           <w:ilvl w:val="0"/>
-          <w:numId w:val="2"/>
+          <w:numId w:val="1"/>
         </w:numPr>
-      </w:pPr>
-      <w:r>
+        <w:ind w:left="360"/>
         <w:rPr>
           <w:rFonts w:ascii="Calibri" w:hAnsi="Calibri" w:cs="Calibri"/>
         </w:rPr>
-        <w:t xml:space="preserve">Assume that you’re taking a student loan of $50,000 at an interest rate of 8%, and that you will start paying that loan back in 4 years.  Explain why it will </w:t>
-      </w:r>
+      </w:pPr>
       <w:r>
         <w:rPr>
           <w:rFonts w:ascii="Calibri" w:hAnsi="Calibri" w:cs="Calibri"/>
-          <w:b/>
-          <w:bCs/>
-          <w:u w:val="single"/>
-        </w:rPr>
-        <w:t>always</w:t>
-      </w:r>
-      <w:r>
+        </w:rPr>
+        <w:t>Under what conditions might not having enough income to cover expenses still work out all right in the longer run?</w:t>
+      </w:r>
+    </w:p>
+    <w:p>
+      <w:pPr>
+        <w:pStyle w:val="ListParagraph"/>
+        <w:ind w:left="360"/>
         <w:rPr>
           <w:rFonts w:ascii="Calibri" w:hAnsi="Calibri" w:cs="Calibri"/>
         </w:rPr>
-        <w:t xml:space="preserve"> be the case that if your loan is subsidized</w:t>
-      </w:r>
-      <w:r>
-        <w:rPr>
-          <w:rFonts w:ascii="Calibri" w:hAnsi="Calibri" w:cs="Calibri"/>
-        </w:rPr>
+      </w:pPr>
+    </w:p>
+    <w:p>
+      <w:pPr>
+        <w:pStyle w:val="ListParagraph"/>
+        <w:numPr>
+          <w:ilvl w:val="0"/>
+          <w:numId w:val="6"/>
+        </w:numPr>
+        <w:ind w:left="360"/>
+        <w:rPr>
+          <w:b/>
+          <w:bCs/>
+        </w:rPr>
+      </w:pPr>
+      <w:r>
+        <w:rPr>
+          <w:b/>
+          <w:bCs/>
+        </w:rPr>
+        <w:t>References</w:t>
+      </w:r>
+      <w:r>
+        <w:rPr>
+          <w:b/>
+          <w:bCs/>
+        </w:rPr>
+        <w:t xml:space="preserve"> </w:t>
+      </w:r>
+    </w:p>
+    <w:p>
+      <w:pPr>
+        <w:rPr>
+          <w:b/>
+          <w:bCs/>
+        </w:rPr>
+      </w:pPr>
+      <w:r>
+        <w:t>For this DQ</w:t>
+      </w:r>
+      <w:r>
         <w:t>,</w:t>
       </w:r>
       <w:r>
-        <w:rPr>
-          <w:rFonts w:ascii="Calibri" w:hAnsi="Calibri" w:cs="Calibri"/>
-        </w:rPr>
-        <w:t xml:space="preserve"> your loan payment will be lower than if your loan is unsubsidized, assuming that the interest rate in the unsubsidized case is the same and that interest accrues for the 4 years that you’re in school.  (You’re welcome, but not required, to provide calculations to support your explanation.)</w:t>
-      </w:r>
-    </w:p>
-    <w:p>
-      <w:pPr>
-        <w:rPr>
-          <w:b/>
-          <w:bCs/>
-        </w:rPr>
-      </w:pPr>
-      <w:r>
-        <w:rPr>
-          <w:b/>
-          <w:bCs/>
-        </w:rPr>
-        <w:t>References</w:t>
-      </w:r>
-      <w:r>
-        <w:rPr>
-          <w:b/>
-          <w:bCs/>
-        </w:rPr>
         <w:t xml:space="preserve"> </w:t>
       </w:r>
-    </w:p>
-    <w:p>
-      <w:pPr>
-        <w:rPr>
-          <w:b/>
-          <w:bCs/>
-        </w:rPr>
-      </w:pPr>
-      <w:r>
-        <w:t xml:space="preserve">Find </w:t>
-      </w:r>
-      <w:r>
-        <w:t>three</w:t>
-      </w:r>
-      <w:r>
-        <w:t xml:space="preserve"> academic sources that provide information on the impacts of debt on personal spending and the global economy. </w:t>
-      </w:r>
-      <w:r>
-        <w:t>References must be in APA style.</w:t>
+      <w:r>
+        <w:t>use</w:t>
+      </w:r>
+      <w:r>
+        <w:t xml:space="preserve"> at least on</w:t>
+      </w:r>
+      <w:r>
+        <w:t>e</w:t>
+      </w:r>
+      <w:r>
+        <w:t xml:space="preserve"> </w:t>
+      </w:r>
+      <w:hyperlink r:id="rId8" w:history="1">
+        <w:r>
+          <w:rPr>
+            <w:rStyle w:val="Hyperlink"/>
+          </w:rPr>
+          <w:t>academic source</w:t>
+        </w:r>
+      </w:hyperlink>
+      <w:r>
+        <w:t xml:space="preserve">. </w:t>
+      </w:r>
+      <w:r>
+        <w:t>MA2 asks for at least three</w:t>
+      </w:r>
+      <w:r>
+        <w:t xml:space="preserve"> with a minimum of five total sources.</w:t>
       </w:r>
       <w:r>
         <w:br/>
@@ -435,7 +435,6 @@
           <w:bCs/>
           <w:szCs w:val="24"/>
         </w:rPr>
-        <w:lastRenderedPageBreak/>
         <w:t>For a Book:</w:t>
       </w:r>
     </w:p>
@@ -494,6 +493,7 @@
           <w:bCs/>
           <w:szCs w:val="24"/>
         </w:rPr>
+        <w:lastRenderedPageBreak/>
         <w:t>For a Journal Article:</w:t>
       </w:r>
     </w:p>
@@ -547,7 +547,7 @@
         </w:rPr>
         <w:t xml:space="preserve">(Issue), Page numbers. </w:t>
       </w:r>
-      <w:hyperlink r:id="rId8" w:history="1">
+      <w:hyperlink r:id="rId9" w:history="1">
         <w:r>
           <w:rPr>
             <w:rStyle w:val="Hyperlink"/>
@@ -675,107 +675,134 @@
     </w:p>
     <w:p>
       <w:pPr>
-        <w:pBdr>
-          <w:bottom w:val="single" w:sz="6" w:space="1" w:color="auto"/>
-        </w:pBdr>
-        <w:spacing w:before="100" w:beforeAutospacing="1" w:after="100" w:afterAutospacing="1"/>
-        <w:rPr>
-          <w:rFonts w:cstheme="minorHAnsi"/>
-        </w:rPr>
-      </w:pPr>
-    </w:p>
-    <w:p/>
-    <w:p>
-      <w:r>
-        <w:rPr>
-          <w:b/>
-          <w:bCs/>
-        </w:rPr>
-        <w:t>Note:</w:t>
-      </w:r>
-      <w:r>
-        <w:t xml:space="preserve"> You are asked to do a bit more for these sections in M</w:t>
-      </w:r>
-      <w:r>
-        <w:t>ajor Assignment 2</w:t>
-      </w:r>
-      <w:r>
-        <w:t>;</w:t>
-      </w:r>
-      <w:r>
-        <w:t xml:space="preserve"> you may complete the full instructions if you would like, but </w:t>
-      </w:r>
-      <w:r>
-        <w:t>the three questions asked above suffice for this DQ.</w:t>
-      </w:r>
-    </w:p>
-    <w:p>
-      <w:pPr>
-        <w:rPr>
-          <w:rFonts w:cstheme="minorHAnsi"/>
-        </w:rPr>
-      </w:pPr>
-      <w:r>
-        <w:rPr>
-          <w:rFonts w:cstheme="minorHAnsi"/>
-        </w:rPr>
-        <w:t>You can find the M</w:t>
-      </w:r>
-      <w:r>
-        <w:rPr>
-          <w:rFonts w:cstheme="minorHAnsi"/>
-        </w:rPr>
-        <w:t>ajor Assignment 2</w:t>
-      </w:r>
-      <w:r>
-        <w:rPr>
-          <w:rFonts w:cstheme="minorHAnsi"/>
-        </w:rPr>
-        <w:t xml:space="preserve"> template for the written portion </w:t>
-      </w:r>
-      <w:r>
-        <w:rPr>
-          <w:rFonts w:cstheme="minorHAnsi"/>
-        </w:rPr>
-        <w:t>under Topi</w:t>
-      </w:r>
-      <w:r>
-        <w:rPr>
-          <w:rFonts w:cstheme="minorHAnsi"/>
-        </w:rPr>
-        <w:t>c 4 in Halo</w:t>
-      </w:r>
-      <w:r>
-        <w:rPr>
-          <w:rFonts w:cstheme="minorHAnsi"/>
-        </w:rPr>
-        <w:t>:</w:t>
-      </w:r>
-    </w:p>
-    <w:p>
-      <w:pPr>
-        <w:rPr>
-          <w:rFonts w:cstheme="minorHAnsi"/>
-        </w:rPr>
-      </w:pPr>
-      <w:r>
-        <w:rPr>
-          <w:rFonts w:cstheme="minorHAnsi"/>
-          <w:noProof/>
+        <w:rPr>
+          <w:rFonts w:cstheme="minorHAnsi"/>
+        </w:rPr>
+      </w:pPr>
+      <w:r>
+        <w:rPr>
+          <w:rFonts w:cstheme="minorHAnsi"/>
+        </w:rPr>
+        <w:t xml:space="preserve">The </w:t>
+      </w:r>
+      <w:r>
+        <w:rPr>
+          <w:rFonts w:cstheme="minorHAnsi"/>
+        </w:rPr>
+        <w:t>template</w:t>
+      </w:r>
+      <w:r>
+        <w:rPr>
+          <w:rFonts w:cstheme="minorHAnsi"/>
+        </w:rPr>
+        <w:t xml:space="preserve"> is </w:t>
+      </w:r>
+      <w:r>
+        <w:rPr>
+          <w:rFonts w:cstheme="minorHAnsi"/>
+        </w:rPr>
+        <w:t>named</w:t>
+      </w:r>
+      <w:r>
+        <w:rPr>
+          <w:rFonts w:cstheme="minorHAnsi"/>
+        </w:rPr>
+        <w:t xml:space="preserve"> </w:t>
+      </w:r>
+      <w:r>
+        <w:rPr>
+          <w:rFonts w:cstheme="minorHAnsi"/>
+          <w:i/>
+          <w:iCs/>
+        </w:rPr>
+        <w:t>MAT-144-RS-ONL-T4-Major Assignment 2 Write-up Template Online 202</w:t>
+      </w:r>
+      <w:r>
+        <w:rPr>
+          <w:rFonts w:cstheme="minorHAnsi"/>
+          <w:i/>
+          <w:iCs/>
+        </w:rPr>
+        <w:t>60126</w:t>
+      </w:r>
+      <w:r>
+        <w:rPr>
+          <w:rFonts w:cstheme="minorHAnsi"/>
+          <w:i/>
+          <w:iCs/>
+        </w:rPr>
+        <w:t>.docx</w:t>
+      </w:r>
+      <w:r>
+        <w:rPr>
+          <w:rFonts w:cstheme="minorHAnsi"/>
+        </w:rPr>
+        <w:t xml:space="preserve">. The instructions document is </w:t>
+      </w:r>
+      <w:r>
+        <w:rPr>
+          <w:rFonts w:cstheme="minorHAnsi"/>
+          <w:i/>
+          <w:iCs/>
+        </w:rPr>
+        <w:t xml:space="preserve">MAT-144-RS-ONL-T4-Major Assignment 2 </w:t>
+      </w:r>
+      <w:r>
+        <w:rPr>
+          <w:rFonts w:cstheme="minorHAnsi"/>
+          <w:i/>
+          <w:iCs/>
+        </w:rPr>
+        <w:t>Instructions</w:t>
+      </w:r>
+      <w:r>
+        <w:rPr>
+          <w:rFonts w:cstheme="minorHAnsi"/>
+          <w:i/>
+          <w:iCs/>
+        </w:rPr>
+        <w:t xml:space="preserve"> Online 202</w:t>
+      </w:r>
+      <w:r>
+        <w:rPr>
+          <w:rFonts w:cstheme="minorHAnsi"/>
+          <w:i/>
+          <w:iCs/>
+        </w:rPr>
+        <w:t>60126</w:t>
+      </w:r>
+      <w:r>
+        <w:rPr>
+          <w:rFonts w:cstheme="minorHAnsi"/>
+          <w:i/>
+          <w:iCs/>
+        </w:rPr>
+        <w:t>.docx</w:t>
+      </w:r>
+    </w:p>
+    <w:p>
+      <w:pPr>
+        <w:rPr>
+          <w:rFonts w:cstheme="minorHAnsi"/>
+        </w:rPr>
+      </w:pPr>
+      <w:r>
+        <w:rPr>
+          <w:rFonts w:cstheme="minorHAnsi"/>
         </w:rPr>
         <w:drawing>
-          <wp:anchor distT="0" distB="0" distL="114300" distR="114300" simplePos="0" relativeHeight="251659264" behindDoc="0" locked="0" layoutInCell="1" allowOverlap="1" wp14:anchorId="3B091B41" wp14:editId="741DEC99">
+          <wp:anchor distT="0" distB="0" distL="114300" distR="114300" simplePos="0" relativeHeight="251659264" behindDoc="0" locked="0" layoutInCell="1" allowOverlap="1" wp14:anchorId="40E37276" wp14:editId="70AAEC69">
             <wp:simplePos x="0" y="0"/>
-            <wp:positionH relativeFrom="margin">
-              <wp:align>left</wp:align>
+            <wp:positionH relativeFrom="column">
+              <wp:posOffset>0</wp:posOffset>
             </wp:positionH>
             <wp:positionV relativeFrom="paragraph">
-              <wp:posOffset>513080</wp:posOffset>
+              <wp:posOffset>284480</wp:posOffset>
             </wp:positionV>
-            <wp:extent cx="4530123" cy="2924175"/>
-            <wp:effectExtent l="0" t="0" r="3810" b="0"/>
+            <wp:extent cx="5943600" cy="3667760"/>
+            <wp:effectExtent l="0" t="0" r="0" b="8890"/>
             <wp:wrapTopAndBottom/>
-            <wp:docPr id="701503204" name="Picture 1"/>
+            <wp:docPr id="1471115137" name="Picture 1"/>
             <wp:cNvGraphicFramePr>
               <a:graphicFrameLocks xmlns:a="http://schemas.openxmlformats.org/drawingml/2006/main" noChangeAspect="1"/>
             </wp:cNvGraphicFramePr>
@@ -783,135 +810,7 @@
               <a:graphicData uri="http://schemas.openxmlformats.org/drawingml/2006/picture">
                 <pic:pic xmlns:pic="http://schemas.openxmlformats.org/drawingml/2006/picture">
                   <pic:nvPicPr>
-                    <pic:cNvPr id="701503204" name=""/>
-                    <pic:cNvPicPr/>
-                  </pic:nvPicPr>
-                  <pic:blipFill>
-                    <a:blip r:embed="rId9"/>
-                    <a:stretch>
-                      <a:fillRect/>
-                    </a:stretch>
-                  </pic:blipFill>
-                  <pic:spPr>
-                    <a:xfrm>
-                      <a:off x="0" y="0"/>
-                      <a:ext cx="4530123" cy="2924175"/>
-                    </a:xfrm>
-                    <a:prstGeom prst="rect">
-                      <a:avLst/>
-                    </a:prstGeom>
-                  </pic:spPr>
-                </pic:pic>
-              </a:graphicData>
-            </a:graphic>
-            <wp14:sizeRelH relativeFrom="margin">
-              <wp14:pctWidth>0</wp14:pctWidth>
-            </wp14:sizeRelH>
-            <wp14:sizeRelV relativeFrom="margin">
-              <wp14:pctHeight>0</wp14:pctHeight>
-            </wp14:sizeRelV>
-          </wp:anchor>
-        </w:drawing>
-      </w:r>
-      <w:r>
-        <w:rPr>
-          <w:rFonts w:cstheme="minorHAnsi"/>
-        </w:rPr>
-        <w:t xml:space="preserve">The </w:t>
-      </w:r>
-      <w:r>
-        <w:rPr>
-          <w:rFonts w:cstheme="minorHAnsi"/>
-        </w:rPr>
-        <w:t>template</w:t>
-      </w:r>
-      <w:r>
-        <w:rPr>
-          <w:rFonts w:cstheme="minorHAnsi"/>
-        </w:rPr>
-        <w:t xml:space="preserve"> is </w:t>
-      </w:r>
-      <w:r>
-        <w:rPr>
-          <w:rFonts w:cstheme="minorHAnsi"/>
-        </w:rPr>
-        <w:t>named</w:t>
-      </w:r>
-      <w:r>
-        <w:rPr>
-          <w:rFonts w:cstheme="minorHAnsi"/>
-        </w:rPr>
-        <w:t xml:space="preserve"> </w:t>
-      </w:r>
-      <w:r>
-        <w:rPr>
-          <w:rFonts w:cstheme="minorHAnsi"/>
-          <w:i/>
-          <w:iCs/>
-        </w:rPr>
-        <w:t>MAT-144-RS-ONL-T4-Major Assignment 2 Write-up Template Online 20250317.docx</w:t>
-      </w:r>
-      <w:r>
-        <w:rPr>
-          <w:rFonts w:cstheme="minorHAnsi"/>
-          <w:i/>
-          <w:iCs/>
-        </w:rPr>
-        <w:t xml:space="preserve"> </w:t>
-      </w:r>
-      <w:r>
-        <w:rPr>
-          <w:rFonts w:cstheme="minorHAnsi"/>
-        </w:rPr>
-        <w:t>and looks like</w:t>
-      </w:r>
-      <w:r>
-        <w:rPr>
-          <w:rFonts w:cstheme="minorHAnsi"/>
-        </w:rPr>
-        <w:t>:</w:t>
-      </w:r>
-    </w:p>
-    <w:p>
-      <w:pPr>
-        <w:rPr>
-          <w:rFonts w:cstheme="minorHAnsi"/>
-        </w:rPr>
-      </w:pPr>
-    </w:p>
-    <w:p>
-      <w:pPr>
-        <w:rPr>
-          <w:rFonts w:cstheme="minorHAnsi"/>
-        </w:rPr>
-      </w:pPr>
-      <w:r>
-        <w:rPr>
-          <w:rFonts w:cstheme="minorHAnsi"/>
-          <w:noProof/>
-        </w:rPr>
-        <w:lastRenderedPageBreak/>
-        <w:drawing>
-          <wp:anchor distT="0" distB="0" distL="114300" distR="114300" simplePos="0" relativeHeight="251661312" behindDoc="0" locked="0" layoutInCell="1" allowOverlap="1" wp14:anchorId="01A7C9F4" wp14:editId="5B86D7AA">
-            <wp:simplePos x="0" y="0"/>
-            <wp:positionH relativeFrom="margin">
-              <wp:align>left</wp:align>
-            </wp:positionH>
-            <wp:positionV relativeFrom="paragraph">
-              <wp:posOffset>497840</wp:posOffset>
-            </wp:positionV>
-            <wp:extent cx="4282811" cy="5128704"/>
-            <wp:effectExtent l="0" t="0" r="3810" b="0"/>
-            <wp:wrapTopAndBottom/>
-            <wp:docPr id="407210428" name="Picture 1"/>
-            <wp:cNvGraphicFramePr>
-              <a:graphicFrameLocks xmlns:a="http://schemas.openxmlformats.org/drawingml/2006/main" noChangeAspect="1"/>
-            </wp:cNvGraphicFramePr>
-            <a:graphic xmlns:a="http://schemas.openxmlformats.org/drawingml/2006/main">
-              <a:graphicData uri="http://schemas.openxmlformats.org/drawingml/2006/picture">
-                <pic:pic xmlns:pic="http://schemas.openxmlformats.org/drawingml/2006/picture">
-                  <pic:nvPicPr>
-                    <pic:cNvPr id="407210428" name=""/>
+                    <pic:cNvPr id="1471115137" name=""/>
                     <pic:cNvPicPr/>
                   </pic:nvPicPr>
                   <pic:blipFill>
@@ -923,7 +822,7 @@
                   <pic:spPr>
                     <a:xfrm>
                       <a:off x="0" y="0"/>
-                      <a:ext cx="4282811" cy="5128704"/>
+                      <a:ext cx="5943600" cy="3667760"/>
                     </a:xfrm>
                     <a:prstGeom prst="rect">
                       <a:avLst/>
@@ -935,12 +834,43 @@
           </wp:anchor>
         </w:drawing>
       </w:r>
-      <w:r>
-        <w:rPr>
-          <w:rFonts w:cstheme="minorHAnsi"/>
-        </w:rPr>
-        <w:t>This is what the template looks like. For this assignment, you need to complete the highlighted parts as described above.</w:t>
-      </w:r>
+    </w:p>
+    <w:p>
+      <w:pPr>
+        <w:rPr>
+          <w:rFonts w:cstheme="minorHAnsi"/>
+        </w:rPr>
+      </w:pPr>
+    </w:p>
+    <w:p>
+      <w:pPr>
+        <w:jc w:val="center"/>
+        <w:rPr>
+          <w:b/>
+          <w:bCs/>
+          <w:color w:val="C00000"/>
+          <w:sz w:val="28"/>
+          <w:szCs w:val="28"/>
+        </w:rPr>
+      </w:pPr>
+      <w:r>
+        <w:rPr>
+          <w:b/>
+          <w:bCs/>
+          <w:color w:val="C00000"/>
+          <w:sz w:val="28"/>
+          <w:szCs w:val="28"/>
+          <w:highlight w:val="yellow"/>
+        </w:rPr>
+        <w:t>Do not post more than we ask here; the major assignments are used like exams, and you should not post completed work in a public forum.</w:t>
+      </w:r>
+    </w:p>
+    <w:p>
+      <w:pPr>
+        <w:rPr>
+          <w:rFonts w:cstheme="minorHAnsi"/>
+        </w:rPr>
+      </w:pPr>
     </w:p>
     <w:sectPr>
       <w:pgSz w:w="12240" w:h="15840"/>
@@ -955,6 +885,95 @@
 <file path=word/numbering.xml><?xml version="1.0" encoding="utf-8"?>
 <w:numbering xmlns:wpc="http://schemas.microsoft.com/office/word/2010/wordprocessingCanvas" xmlns:cx="http://schemas.microsoft.com/office/drawing/2014/chartex" xmlns:cx1="http://schemas.microsoft.com/office/drawing/2015/9/8/chartex" xmlns:cx2="http://schemas.microsoft.com/office/drawing/2015/10/21/chartex" xmlns:cx3="http://schemas.microsoft.com/office/drawing/2016/5/9/chartex" xmlns:cx4="http://schemas.microsoft.com/office/drawing/2016/5/10/chartex" xmlns:cx5="http://schemas.microsoft.com/office/drawing/2016/5/11/chartex" xmlns:cx6="http://schemas.microsoft.com/office/drawing/2016/5/12/chartex" xmlns:cx7="http://schemas.microsoft.com/office/drawing/2016/5/13/chartex" xmlns:cx8="http://schemas.microsoft.com/office/drawing/2016/5/14/chartex" xmlns:mc="http://schemas.openxmlformats.org/markup-compatibility/2006" xmlns:aink="http://schemas.microsoft.com/office/drawing/2016/ink" xmlns:am3d="http://schemas.microsoft.com/office/drawing/2017/model3d" xmlns:o="urn:schemas-microsoft-com:office:office" xmlns:oel="http://schemas.microsoft.com/office/2019/extlst" xmlns:r="http://schemas.openxmlformats.org/officeDocument/2006/relationships" xmlns:m="http://schemas.openxmlformats.org/officeDocument/2006/math" xmlns:v="urn:schemas-microsoft-com:vml" xmlns:wp14="http://schemas.microsoft.com/office/word/2010/wordprocessingDrawing" xmlns:wp="http://schemas.openxmlformats.org/drawingml/2006/wordprocessingDrawing" xmlns:w10="urn:schemas-microsoft-com:office:word" xmlns:w="http://schemas.openxmlformats.org/wordprocessingml/2006/main" xmlns:w14="http://schemas.microsoft.com/office/word/2010/wordml" xmlns:w15="http://schemas.microsoft.com/office/word/2012/wordml" xmlns:w16cex="http://schemas.microsoft.com/office/word/2018/wordml/cex" xmlns:w16cid="http://schemas.microsoft.com/office/word/2016/wordml/cid" xmlns:w16="http://schemas.microsoft.com/office/word/2018/wordml" xmlns:w16du="http://schemas.microsoft.com/office/word/2023/wordml/word16du" xmlns:w16sdtdh="http://schemas.microsoft.com/office/word/2020/wordml/sdtdatahash" xmlns:w16sdtfl="http://schemas.microsoft.com/office/word/2024/wordml/sdtformatlock" xmlns:w16se="http://schemas.microsoft.com/office/word/2015/wordml/symex" xmlns:wpg="http://schemas.microsoft.com/office/word/2010/wordprocessingGroup" xmlns:wpi="http://schemas.microsoft.com/office/word/2010/wordprocessingInk" xmlns:wne="http://schemas.microsoft.com/office/word/2006/wordml" xmlns:wps="http://schemas.microsoft.com/office/word/2010/wordprocessingShape" mc:Ignorable="w14 w15 w16se w16cid w16 w16cex w16sdtdh w16sdtfl w16du wp14">
   <w:abstractNum w:abstractNumId="0" w15:restartNumberingAfterBreak="0">
+    <w:nsid w:val="1EAD798C"/>
+    <w:multiLevelType w:val="hybridMultilevel"/>
+    <w:tmpl w:val="DDEAECEE"/>
+    <w:lvl w:ilvl="0" w:tplc="8D405CA6">
+      <w:start w:val="1"/>
+      <w:numFmt w:val="decimal"/>
+      <w:lvlText w:val="(%1)"/>
+      <w:lvlJc w:val="left"/>
+      <w:pPr>
+        <w:ind w:left="720" w:hanging="360"/>
+      </w:pPr>
+      <w:rPr>
+        <w:rFonts w:hint="default"/>
+      </w:rPr>
+    </w:lvl>
+    <w:lvl w:ilvl="1" w:tplc="04090019" w:tentative="1">
+      <w:start w:val="1"/>
+      <w:numFmt w:val="lowerLetter"/>
+      <w:lvlText w:val="%2."/>
+      <w:lvlJc w:val="left"/>
+      <w:pPr>
+        <w:ind w:left="1440" w:hanging="360"/>
+      </w:pPr>
+    </w:lvl>
+    <w:lvl w:ilvl="2" w:tplc="0409001B" w:tentative="1">
+      <w:start w:val="1"/>
+      <w:numFmt w:val="lowerRoman"/>
+      <w:lvlText w:val="%3."/>
+      <w:lvlJc w:val="right"/>
+      <w:pPr>
+        <w:ind w:left="2160" w:hanging="180"/>
+      </w:pPr>
+    </w:lvl>
+    <w:lvl w:ilvl="3" w:tplc="0409000F" w:tentative="1">
+      <w:start w:val="1"/>
+      <w:numFmt w:val="decimal"/>
+      <w:lvlText w:val="%4."/>
+      <w:lvlJc w:val="left"/>
+      <w:pPr>
+        <w:ind w:left="2880" w:hanging="360"/>
+      </w:pPr>
+    </w:lvl>
+    <w:lvl w:ilvl="4" w:tplc="04090019" w:tentative="1">
+      <w:start w:val="1"/>
+      <w:numFmt w:val="lowerLetter"/>
+      <w:lvlText w:val="%5."/>
+      <w:lvlJc w:val="left"/>
+      <w:pPr>
+        <w:ind w:left="3600" w:hanging="360"/>
+      </w:pPr>
+    </w:lvl>
+    <w:lvl w:ilvl="5" w:tplc="0409001B" w:tentative="1">
+      <w:start w:val="1"/>
+      <w:numFmt w:val="lowerRoman"/>
+      <w:lvlText w:val="%6."/>
+      <w:lvlJc w:val="right"/>
+      <w:pPr>
+        <w:ind w:left="4320" w:hanging="180"/>
+      </w:pPr>
+    </w:lvl>
+    <w:lvl w:ilvl="6" w:tplc="0409000F" w:tentative="1">
+      <w:start w:val="1"/>
+      <w:numFmt w:val="decimal"/>
+      <w:lvlText w:val="%7."/>
+      <w:lvlJc w:val="left"/>
+      <w:pPr>
+        <w:ind w:left="5040" w:hanging="360"/>
+      </w:pPr>
+    </w:lvl>
+    <w:lvl w:ilvl="7" w:tplc="04090019" w:tentative="1">
+      <w:start w:val="1"/>
+      <w:numFmt w:val="lowerLetter"/>
+      <w:lvlText w:val="%8."/>
+      <w:lvlJc w:val="left"/>
+      <w:pPr>
+        <w:ind w:left="5760" w:hanging="360"/>
+      </w:pPr>
+    </w:lvl>
+    <w:lvl w:ilvl="8" w:tplc="0409001B" w:tentative="1">
+      <w:start w:val="1"/>
+      <w:numFmt w:val="lowerRoman"/>
+      <w:lvlText w:val="%9."/>
+      <w:lvlJc w:val="right"/>
+      <w:pPr>
+        <w:ind w:left="6480" w:hanging="180"/>
+      </w:pPr>
+    </w:lvl>
+  </w:abstractNum>
+  <w:abstractNum w:abstractNumId="1" w15:restartNumberingAfterBreak="0">
     <w:nsid w:val="3EE92CB7"/>
     <w:multiLevelType w:val="hybridMultilevel"/>
     <w:tmpl w:val="92AC3AEE"/>
@@ -1043,7 +1062,120 @@
       </w:pPr>
     </w:lvl>
   </w:abstractNum>
-  <w:abstractNum w:abstractNumId="1" w15:restartNumberingAfterBreak="0">
+  <w:abstractNum w:abstractNumId="2" w15:restartNumberingAfterBreak="0">
+    <w:nsid w:val="4A590E7B"/>
+    <w:multiLevelType w:val="hybridMultilevel"/>
+    <w:tmpl w:val="81946A7C"/>
+    <w:lvl w:ilvl="0" w:tplc="04090001">
+      <w:start w:val="1"/>
+      <w:numFmt w:val="bullet"/>
+      <w:lvlText w:val=""/>
+      <w:lvlJc w:val="left"/>
+      <w:pPr>
+        <w:ind w:left="720" w:hanging="360"/>
+      </w:pPr>
+      <w:rPr>
+        <w:rFonts w:ascii="Symbol" w:hAnsi="Symbol" w:hint="default"/>
+      </w:rPr>
+    </w:lvl>
+    <w:lvl w:ilvl="1" w:tplc="04090003" w:tentative="1">
+      <w:start w:val="1"/>
+      <w:numFmt w:val="bullet"/>
+      <w:lvlText w:val="o"/>
+      <w:lvlJc w:val="left"/>
+      <w:pPr>
+        <w:ind w:left="1440" w:hanging="360"/>
+      </w:pPr>
+      <w:rPr>
+        <w:rFonts w:ascii="Courier New" w:hAnsi="Courier New" w:cs="Courier New" w:hint="default"/>
+      </w:rPr>
+    </w:lvl>
+    <w:lvl w:ilvl="2" w:tplc="04090005" w:tentative="1">
+      <w:start w:val="1"/>
+      <w:numFmt w:val="bullet"/>
+      <w:lvlText w:val=""/>
+      <w:lvlJc w:val="left"/>
+      <w:pPr>
+        <w:ind w:left="2160" w:hanging="360"/>
+      </w:pPr>
+      <w:rPr>
+        <w:rFonts w:ascii="Wingdings" w:hAnsi="Wingdings" w:hint="default"/>
+      </w:rPr>
+    </w:lvl>
+    <w:lvl w:ilvl="3" w:tplc="04090001" w:tentative="1">
+      <w:start w:val="1"/>
+      <w:numFmt w:val="bullet"/>
+      <w:lvlText w:val=""/>
+      <w:lvlJc w:val="left"/>
+      <w:pPr>
+        <w:ind w:left="2880" w:hanging="360"/>
+      </w:pPr>
+      <w:rPr>
+        <w:rFonts w:ascii="Symbol" w:hAnsi="Symbol" w:hint="default"/>
+      </w:rPr>
+    </w:lvl>
+    <w:lvl w:ilvl="4" w:tplc="04090003" w:tentative="1">
+      <w:start w:val="1"/>
+      <w:numFmt w:val="bullet"/>
+      <w:lvlText w:val="o"/>
+      <w:lvlJc w:val="left"/>
+      <w:pPr>
+        <w:ind w:left="3600" w:hanging="360"/>
+      </w:pPr>
+      <w:rPr>
+        <w:rFonts w:ascii="Courier New" w:hAnsi="Courier New" w:cs="Courier New" w:hint="default"/>
+      </w:rPr>
+    </w:lvl>
+    <w:lvl w:ilvl="5" w:tplc="04090005" w:tentative="1">
+      <w:start w:val="1"/>
+      <w:numFmt w:val="bullet"/>
+      <w:lvlText w:val=""/>
+      <w:lvlJc w:val="left"/>
+      <w:pPr>
+        <w:ind w:left="4320" w:hanging="360"/>
+      </w:pPr>
+      <w:rPr>
+        <w:rFonts w:ascii="Wingdings" w:hAnsi="Wingdings" w:hint="default"/>
+      </w:rPr>
+    </w:lvl>
+    <w:lvl w:ilvl="6" w:tplc="04090001" w:tentative="1">
+      <w:start w:val="1"/>
+      <w:numFmt w:val="bullet"/>
+      <w:lvlText w:val=""/>
+      <w:lvlJc w:val="left"/>
+      <w:pPr>
+        <w:ind w:left="5040" w:hanging="360"/>
+      </w:pPr>
+      <w:rPr>
+        <w:rFonts w:ascii="Symbol" w:hAnsi="Symbol" w:hint="default"/>
+      </w:rPr>
+    </w:lvl>
+    <w:lvl w:ilvl="7" w:tplc="04090003" w:tentative="1">
+      <w:start w:val="1"/>
+      <w:numFmt w:val="bullet"/>
+      <w:lvlText w:val="o"/>
+      <w:lvlJc w:val="left"/>
+      <w:pPr>
+        <w:ind w:left="5760" w:hanging="360"/>
+      </w:pPr>
+      <w:rPr>
+        <w:rFonts w:ascii="Courier New" w:hAnsi="Courier New" w:cs="Courier New" w:hint="default"/>
+      </w:rPr>
+    </w:lvl>
+    <w:lvl w:ilvl="8" w:tplc="04090005" w:tentative="1">
+      <w:start w:val="1"/>
+      <w:numFmt w:val="bullet"/>
+      <w:lvlText w:val=""/>
+      <w:lvlJc w:val="left"/>
+      <w:pPr>
+        <w:ind w:left="6480" w:hanging="360"/>
+      </w:pPr>
+      <w:rPr>
+        <w:rFonts w:ascii="Wingdings" w:hAnsi="Wingdings" w:hint="default"/>
+      </w:rPr>
+    </w:lvl>
+  </w:abstractNum>
+  <w:abstractNum w:abstractNumId="3" w15:restartNumberingAfterBreak="0">
     <w:nsid w:val="557818C6"/>
     <w:multiLevelType w:val="hybridMultilevel"/>
     <w:tmpl w:val="80F83C22"/>
@@ -1132,10 +1264,223 @@
       </w:pPr>
     </w:lvl>
   </w:abstractNum>
+  <w:abstractNum w:abstractNumId="4" w15:restartNumberingAfterBreak="0">
+    <w:nsid w:val="6CF421FA"/>
+    <w:multiLevelType w:val="hybridMultilevel"/>
+    <w:tmpl w:val="EC16A7C2"/>
+    <w:lvl w:ilvl="0" w:tplc="0409000F">
+      <w:start w:val="1"/>
+      <w:numFmt w:val="decimal"/>
+      <w:lvlText w:val="%1."/>
+      <w:lvlJc w:val="left"/>
+      <w:pPr>
+        <w:ind w:left="720" w:hanging="360"/>
+      </w:pPr>
+      <w:rPr>
+        <w:rFonts w:hint="default"/>
+      </w:rPr>
+    </w:lvl>
+    <w:lvl w:ilvl="1" w:tplc="04090019">
+      <w:start w:val="1"/>
+      <w:numFmt w:val="lowerLetter"/>
+      <w:lvlText w:val="%2."/>
+      <w:lvlJc w:val="left"/>
+      <w:pPr>
+        <w:ind w:left="1440" w:hanging="360"/>
+      </w:pPr>
+    </w:lvl>
+    <w:lvl w:ilvl="2" w:tplc="0409001B">
+      <w:start w:val="1"/>
+      <w:numFmt w:val="lowerRoman"/>
+      <w:lvlText w:val="%3."/>
+      <w:lvlJc w:val="right"/>
+      <w:pPr>
+        <w:ind w:left="2160" w:hanging="180"/>
+      </w:pPr>
+    </w:lvl>
+    <w:lvl w:ilvl="3" w:tplc="0409000F">
+      <w:start w:val="1"/>
+      <w:numFmt w:val="decimal"/>
+      <w:lvlText w:val="%4."/>
+      <w:lvlJc w:val="left"/>
+      <w:pPr>
+        <w:ind w:left="2880" w:hanging="360"/>
+      </w:pPr>
+    </w:lvl>
+    <w:lvl w:ilvl="4" w:tplc="04090019" w:tentative="1">
+      <w:start w:val="1"/>
+      <w:numFmt w:val="lowerLetter"/>
+      <w:lvlText w:val="%5."/>
+      <w:lvlJc w:val="left"/>
+      <w:pPr>
+        <w:ind w:left="3600" w:hanging="360"/>
+      </w:pPr>
+    </w:lvl>
+    <w:lvl w:ilvl="5" w:tplc="0409001B" w:tentative="1">
+      <w:start w:val="1"/>
+      <w:numFmt w:val="lowerRoman"/>
+      <w:lvlText w:val="%6."/>
+      <w:lvlJc w:val="right"/>
+      <w:pPr>
+        <w:ind w:left="4320" w:hanging="180"/>
+      </w:pPr>
+    </w:lvl>
+    <w:lvl w:ilvl="6" w:tplc="0409000F" w:tentative="1">
+      <w:start w:val="1"/>
+      <w:numFmt w:val="decimal"/>
+      <w:lvlText w:val="%7."/>
+      <w:lvlJc w:val="left"/>
+      <w:pPr>
+        <w:ind w:left="5040" w:hanging="360"/>
+      </w:pPr>
+    </w:lvl>
+    <w:lvl w:ilvl="7" w:tplc="04090019" w:tentative="1">
+      <w:start w:val="1"/>
+      <w:numFmt w:val="lowerLetter"/>
+      <w:lvlText w:val="%8."/>
+      <w:lvlJc w:val="left"/>
+      <w:pPr>
+        <w:ind w:left="5760" w:hanging="360"/>
+      </w:pPr>
+    </w:lvl>
+    <w:lvl w:ilvl="8" w:tplc="0409001B" w:tentative="1">
+      <w:start w:val="1"/>
+      <w:numFmt w:val="lowerRoman"/>
+      <w:lvlText w:val="%9."/>
+      <w:lvlJc w:val="right"/>
+      <w:pPr>
+        <w:ind w:left="6480" w:hanging="180"/>
+      </w:pPr>
+    </w:lvl>
+  </w:abstractNum>
+  <w:abstractNum w:abstractNumId="5" w15:restartNumberingAfterBreak="0">
+    <w:nsid w:val="6EC00DE8"/>
+    <w:multiLevelType w:val="hybridMultilevel"/>
+    <w:tmpl w:val="7770A662"/>
+    <w:lvl w:ilvl="0" w:tplc="943EA682">
+      <w:numFmt w:val="bullet"/>
+      <w:lvlText w:val=""/>
+      <w:lvlJc w:val="left"/>
+      <w:pPr>
+        <w:ind w:left="720" w:hanging="360"/>
+      </w:pPr>
+      <w:rPr>
+        <w:rFonts w:ascii="Symbol" w:eastAsiaTheme="minorEastAsia" w:hAnsi="Symbol" w:cstheme="minorBidi" w:hint="default"/>
+      </w:rPr>
+    </w:lvl>
+    <w:lvl w:ilvl="1" w:tplc="04090003" w:tentative="1">
+      <w:start w:val="1"/>
+      <w:numFmt w:val="bullet"/>
+      <w:lvlText w:val="o"/>
+      <w:lvlJc w:val="left"/>
+      <w:pPr>
+        <w:ind w:left="1440" w:hanging="360"/>
+      </w:pPr>
+      <w:rPr>
+        <w:rFonts w:ascii="Courier New" w:hAnsi="Courier New" w:cs="Courier New" w:hint="default"/>
+      </w:rPr>
+    </w:lvl>
+    <w:lvl w:ilvl="2" w:tplc="04090005" w:tentative="1">
+      <w:start w:val="1"/>
+      <w:numFmt w:val="bullet"/>
+      <w:lvlText w:val=""/>
+      <w:lvlJc w:val="left"/>
+      <w:pPr>
+        <w:ind w:left="2160" w:hanging="360"/>
+      </w:pPr>
+      <w:rPr>
+        <w:rFonts w:ascii="Wingdings" w:hAnsi="Wingdings" w:hint="default"/>
+      </w:rPr>
+    </w:lvl>
+    <w:lvl w:ilvl="3" w:tplc="04090001" w:tentative="1">
+      <w:start w:val="1"/>
+      <w:numFmt w:val="bullet"/>
+      <w:lvlText w:val=""/>
+      <w:lvlJc w:val="left"/>
+      <w:pPr>
+        <w:ind w:left="2880" w:hanging="360"/>
+      </w:pPr>
+      <w:rPr>
+        <w:rFonts w:ascii="Symbol" w:hAnsi="Symbol" w:hint="default"/>
+      </w:rPr>
+    </w:lvl>
+    <w:lvl w:ilvl="4" w:tplc="04090003" w:tentative="1">
+      <w:start w:val="1"/>
+      <w:numFmt w:val="bullet"/>
+      <w:lvlText w:val="o"/>
+      <w:lvlJc w:val="left"/>
+      <w:pPr>
+        <w:ind w:left="3600" w:hanging="360"/>
+      </w:pPr>
+      <w:rPr>
+        <w:rFonts w:ascii="Courier New" w:hAnsi="Courier New" w:cs="Courier New" w:hint="default"/>
+      </w:rPr>
+    </w:lvl>
+    <w:lvl w:ilvl="5" w:tplc="04090005" w:tentative="1">
+      <w:start w:val="1"/>
+      <w:numFmt w:val="bullet"/>
+      <w:lvlText w:val=""/>
+      <w:lvlJc w:val="left"/>
+      <w:pPr>
+        <w:ind w:left="4320" w:hanging="360"/>
+      </w:pPr>
+      <w:rPr>
+        <w:rFonts w:ascii="Wingdings" w:hAnsi="Wingdings" w:hint="default"/>
+      </w:rPr>
+    </w:lvl>
+    <w:lvl w:ilvl="6" w:tplc="04090001" w:tentative="1">
+      <w:start w:val="1"/>
+      <w:numFmt w:val="bullet"/>
+      <w:lvlText w:val=""/>
+      <w:lvlJc w:val="left"/>
+      <w:pPr>
+        <w:ind w:left="5040" w:hanging="360"/>
+      </w:pPr>
+      <w:rPr>
+        <w:rFonts w:ascii="Symbol" w:hAnsi="Symbol" w:hint="default"/>
+      </w:rPr>
+    </w:lvl>
+    <w:lvl w:ilvl="7" w:tplc="04090003" w:tentative="1">
+      <w:start w:val="1"/>
+      <w:numFmt w:val="bullet"/>
+      <w:lvlText w:val="o"/>
+      <w:lvlJc w:val="left"/>
+      <w:pPr>
+        <w:ind w:left="5760" w:hanging="360"/>
+      </w:pPr>
+      <w:rPr>
+        <w:rFonts w:ascii="Courier New" w:hAnsi="Courier New" w:cs="Courier New" w:hint="default"/>
+      </w:rPr>
+    </w:lvl>
+    <w:lvl w:ilvl="8" w:tplc="04090005" w:tentative="1">
+      <w:start w:val="1"/>
+      <w:numFmt w:val="bullet"/>
+      <w:lvlText w:val=""/>
+      <w:lvlJc w:val="left"/>
+      <w:pPr>
+        <w:ind w:left="6480" w:hanging="360"/>
+      </w:pPr>
+      <w:rPr>
+        <w:rFonts w:ascii="Wingdings" w:hAnsi="Wingdings" w:hint="default"/>
+      </w:rPr>
+    </w:lvl>
+  </w:abstractNum>
   <w:num w:numId="1" w16cid:durableId="1886985369">
+    <w:abstractNumId w:val="3"/>
+  </w:num>
+  <w:num w:numId="2" w16cid:durableId="229118830">
     <w:abstractNumId w:val="1"/>
   </w:num>
-  <w:num w:numId="2" w16cid:durableId="229118830">
+  <w:num w:numId="3" w16cid:durableId="1233350708">
+    <w:abstractNumId w:val="5"/>
+  </w:num>
+  <w:num w:numId="4" w16cid:durableId="718895302">
+    <w:abstractNumId w:val="4"/>
+  </w:num>
+  <w:num w:numId="5" w16cid:durableId="698164801">
+    <w:abstractNumId w:val="2"/>
+  </w:num>
+  <w:num w:numId="6" w16cid:durableId="1426224414">
     <w:abstractNumId w:val="0"/>
   </w:num>
 </w:numbering>
@@ -1608,7 +1953,6 @@
     <w:name w:val="Hyperlink"/>
     <w:basedOn w:val="DefaultParagraphFont"/>
     <w:uiPriority w:val="99"/>
-    <w:semiHidden/>
     <w:unhideWhenUsed/>
     <w:rsid w:val="003913AF"/>
     <w:rPr>
@@ -1628,6 +1972,18 @@
       <w:sz w:val="32"/>
       <w:szCs w:val="32"/>
       <w:lang w:eastAsia="ja-JP"/>
+    </w:rPr>
+  </w:style>
+  <w:style w:type="character" w:styleId="UnresolvedMention">
+    <w:name w:val="Unresolved Mention"/>
+    <w:basedOn w:val="DefaultParagraphFont"/>
+    <w:uiPriority w:val="99"/>
+    <w:semiHidden/>
+    <w:unhideWhenUsed/>
+    <w:rsid w:val="00516D26"/>
+    <w:rPr>
+      <w:color w:val="605E5C"/>
+      <w:shd w:val="clear" w:color="auto" w:fill="E1DFDD"/>
     </w:rPr>
   </w:style>
 </w:styles>
@@ -1948,8 +2304,8 @@
 </file>
 
 <file path=customXml/item3.xml><?xml version="1.0" encoding="utf-8"?>
-<ct:contentTypeSchema xmlns:ct="http://schemas.microsoft.com/office/2006/metadata/contentType" xmlns:ma="http://schemas.microsoft.com/office/2006/metadata/properties/metaAttributes" ct:_="" ma:_="" ma:contentTypeName="Document" ma:contentTypeID="0x0101002C289946819CFF499E91D197BC975371" ma:contentTypeVersion="13" ma:contentTypeDescription="Create a new document." ma:contentTypeScope="" ma:versionID="42fa38ab43a81509e346454549077e6d">
-  <xsd:schema xmlns:xsd="http://www.w3.org/2001/XMLSchema" xmlns:xs="http://www.w3.org/2001/XMLSchema" xmlns:p="http://schemas.microsoft.com/office/2006/metadata/properties" xmlns:ns2="cca9fd2d-ef84-45c9-8063-8f4bd4c29606" xmlns:ns3="18557d39-01b8-4d71-9479-3fad465290ae" targetNamespace="http://schemas.microsoft.com/office/2006/metadata/properties" ma:root="true" ma:fieldsID="4c114411e421f950bcfed138b48f6b8f" ns2:_="" ns3:_="">
+<ct:contentTypeSchema xmlns:ct="http://schemas.microsoft.com/office/2006/metadata/contentType" xmlns:ma="http://schemas.microsoft.com/office/2006/metadata/properties/metaAttributes" ct:_="" ma:_="" ma:contentTypeName="Document" ma:contentTypeID="0x0101002C289946819CFF499E91D197BC975371" ma:contentTypeVersion="13" ma:contentTypeDescription="Create a new document." ma:contentTypeScope="" ma:versionID="674b7a4e239a9748c7aaa97e309327a4">
+  <xsd:schema xmlns:xsd="http://www.w3.org/2001/XMLSchema" xmlns:xs="http://www.w3.org/2001/XMLSchema" xmlns:p="http://schemas.microsoft.com/office/2006/metadata/properties" xmlns:ns2="cca9fd2d-ef84-45c9-8063-8f4bd4c29606" xmlns:ns3="18557d39-01b8-4d71-9479-3fad465290ae" targetNamespace="http://schemas.microsoft.com/office/2006/metadata/properties" ma:root="true" ma:fieldsID="600253478e594d1349e02792803dc53a" ns2:_="" ns3:_="">
     <xsd:import namespace="cca9fd2d-ef84-45c9-8063-8f4bd4c29606"/>
     <xsd:import namespace="18557d39-01b8-4d71-9479-3fad465290ae"/>
     <xsd:element name="properties">
@@ -2183,5 +2539,20 @@
 </file>
 
 <file path=customXml/itemProps3.xml><?xml version="1.0" encoding="utf-8"?>
-<ds:datastoreItem xmlns:ds="http://schemas.openxmlformats.org/officeDocument/2006/customXml" ds:itemID="{B02DD3B2-F0A8-4F7B-8156-DFCB8EFFF5C7}"/>
+<ds:datastoreItem xmlns:ds="http://schemas.openxmlformats.org/officeDocument/2006/customXml" ds:itemID="{DE612470-E293-4A00-83BB-1D80E0D1DC7D}">
+  <ds:schemaRefs>
+    <ds:schemaRef ds:uri="http://schemas.microsoft.com/office/2006/metadata/contentType"/>
+    <ds:schemaRef ds:uri="http://schemas.microsoft.com/office/2006/metadata/properties/metaAttributes"/>
+    <ds:schemaRef ds:uri="http://www.w3.org/2001/XMLSchema"/>
+    <ds:schemaRef ds:uri="http://schemas.microsoft.com/office/2006/metadata/properties"/>
+    <ds:schemaRef ds:uri="cca9fd2d-ef84-45c9-8063-8f4bd4c29606"/>
+    <ds:schemaRef ds:uri="18557d39-01b8-4d71-9479-3fad465290ae"/>
+    <ds:schemaRef ds:uri="http://schemas.microsoft.com/office/2006/documentManagement/types"/>
+    <ds:schemaRef ds:uri="http://schemas.microsoft.com/office/infopath/2007/PartnerControls"/>
+    <ds:schemaRef ds:uri="http://schemas.openxmlformats.org/package/2006/metadata/core-properties"/>
+    <ds:schemaRef ds:uri="http://purl.org/dc/elements/1.1/"/>
+    <ds:schemaRef ds:uri="http://purl.org/dc/terms/"/>
+    <ds:schemaRef ds:uri="http://schemas.microsoft.com/internal/obd"/>
+  </ds:schemaRefs>
+</ds:datastoreItem>
 </file>